--- a/daily-reports/2026-08-17/report.docx
+++ b/daily-reports/2026-08-17/report.docx
@@ -28,28 +28,28 @@
         <w:pStyle w:val="Heading2"/>
       </w:pPr>
       <w:r>
-        <w:t>1. deepseek-ai/deepseek-harness  ⭐ 136,989</w:t>
+        <w:t>1. deepseek-ai/deepseek-harness  ⭐ 137,598</w:t>
       </w:r>
     </w:p>
     <w:p>
       <w:r>
-        <w:t>语言：TypeScript ｜ Stars：136,989 ｜ Forks：13,830</w:t>
+        <w:t>语言：TypeScript ｜ Stars：137,598 ｜ Forks：13,916</w:t>
         <w:br/>
       </w:r>
       <w:r>
-        <w:t>这是什么：DeepSeek Harness 是一个插件化的开发工具，它把各种功能都做成插件，让你可以自由组合和扩展。简单来说，它就像一个积木盒子，你可以把不同的积木拼在一起，搭建出你想要的工具。</w:t>
+        <w:t>这是什么：DeepSeek Harness 是一个插件化的工具平台，核心思想是“一切皆插件”。它允许你通过安装不同的插件来扩展功能，就像手机装App一样简单。</w:t>
         <w:br/>
       </w:r>
       <w:r>
-        <w:t>能用来做什么：你可以用它来构建自己的开发环境，比如添加代码检查、自动测试、部署等功能，或者集成其他工具。</w:t>
+        <w:t>能用来做什么：你可以用它来搭建自己的AI工作流，比如把数据处理、模型调用、结果展示等步骤组合起来，实现自动化。</w:t>
         <w:br/>
       </w:r>
       <w:r>
-        <w:t>适用领域：软件开发、自动化测试、DevOps</w:t>
+        <w:t>适用领域：AI开发、自动化工作流、插件生态</w:t>
         <w:br/>
       </w:r>
       <w:r>
-        <w:t>对新手有什么帮助：对于新手来说，这个项目可以帮助你理解插件化架构的概念，学习如何通过插件扩展一个工具的功能。</w:t>
+        <w:t>对新手有什么帮助：对新手来说，它提供了一个直观的插件系统，让你不用从零开始写代码，就能体验模块化开发的乐趣，适合学习如何构建可扩展的软件架构。</w:t>
         <w:br/>
       </w:r>
       <w:r>
@@ -61,28 +61,28 @@
         <w:pStyle w:val="Heading2"/>
       </w:pPr>
       <w:r>
-        <w:t>2. guillaumemeyer/watermarks-remover  ⭐ 11,903</w:t>
+        <w:t>2. guillaumemeyer/watermarks-remover  ⭐ 11,956</w:t>
       </w:r>
     </w:p>
     <w:p>
       <w:r>
-        <w:t>语言：Python ｜ Stars：11,903 ｜ Forks：1,271</w:t>
+        <w:t>语言：Python ｜ Stars：11,956 ｜ Forks：1,280</w:t>
         <w:br/>
       </w:r>
       <w:r>
-        <w:t>这是什么：这是一个用于去除多种AI生成内容水印的工具，它可以清理文本中的隐藏标记，以及从图片、PDF等文件中移除元数据。简单说，就是帮你把AI生成的内容“洗白”，去掉那些看不见的标记。</w:t>
+        <w:t>这是什么：这是一个去除水印的工具，专门处理AI生成内容中的各种痕迹，比如Unicode特殊字符、统计特征，以及PNG、JPEG等文件里的元数据。</w:t>
         <w:br/>
       </w:r>
       <w:r>
-        <w:t>能用来做什么：你可以用它来清理AI生成的文章或图片，去除其中的水印信息，以便用于其他用途。</w:t>
+        <w:t>能用来做什么：你可以用它来清理AI生成的文章或图片，去掉隐藏的标记，让内容看起来更自然。</w:t>
         <w:br/>
       </w:r>
       <w:r>
-        <w:t>适用领域：内容创作、数据清洗、隐私保护</w:t>
+        <w:t>适用领域：内容处理、隐私保护、AI生成内容清理</w:t>
         <w:br/>
       </w:r>
       <w:r>
-        <w:t>对新手有什么帮助：对于新手，这个项目可以让你了解AI内容中的水印机制，以及如何通过编程处理文件元数据。</w:t>
+        <w:t>对新手有什么帮助：对于新手，它展示了如何用Python处理文件格式和元数据，是学习文件操作和数据处理的好例子。</w:t>
         <w:br/>
       </w:r>
       <w:r>
@@ -94,28 +94,28 @@
         <w:pStyle w:val="Heading2"/>
       </w:pPr>
       <w:r>
-        <w:t>3. anywhere-labs/deepseek-harness-desktop  ⭐ 9,747</w:t>
+        <w:t>3. anywhere-labs/deepseek-harness-desktop  ⭐ 9,866</w:t>
       </w:r>
     </w:p>
     <w:p>
       <w:r>
-        <w:t>语言：TypeScript ｜ Stars：9,747 ｜ Forks：416</w:t>
+        <w:t>语言：TypeScript ｜ Stars：9,866 ｜ Forks：428</w:t>
         <w:br/>
       </w:r>
       <w:r>
-        <w:t>这是什么：这是为DeepSeek Harness插件生态打造的桌面应用程序，让你可以在电脑上更方便地使用和管理插件。简单说，它就是一个图形化的插件管理器。</w:t>
+        <w:t>这是什么：这是DeepSeek Harness的桌面版应用，为插件生态提供了一个现代化的图形界面，让你不用命令行就能管理插件。</w:t>
         <w:br/>
       </w:r>
       <w:r>
-        <w:t>能用来做什么：你可以用它来安装、卸载、配置DeepSeek Harness的插件，并通过图形界面操作，而不需要命令行。</w:t>
+        <w:t>能用来做什么：你可以通过它直观地安装、配置和运行插件，适合喜欢图形化操作的用户。</w:t>
         <w:br/>
       </w:r>
       <w:r>
-        <w:t>适用领域：软件开发、桌面应用、插件管理</w:t>
+        <w:t>适用领域：桌面应用、插件管理、用户界面</w:t>
         <w:br/>
       </w:r>
       <w:r>
-        <w:t>对新手有什么帮助：对于新手，这个项目可以让你更直观地理解插件生态，并学习如何构建桌面应用。</w:t>
+        <w:t>对新手有什么帮助：它让新手更容易上手DeepSeek Harness，无需学习复杂命令，直接点击鼠标就能体验插件功能，是学习桌面应用开发的参考。</w:t>
         <w:br/>
       </w:r>
       <w:r>
@@ -127,28 +127,28 @@
         <w:pStyle w:val="Heading2"/>
       </w:pPr>
       <w:r>
-        <w:t>4. awesome-dsh-plugin/awesome-dsh-plugin  ⭐ 5,841</w:t>
+        <w:t>4. awesome-dsh-plugin/awesome-dsh-plugin  ⭐ 5,943</w:t>
       </w:r>
     </w:p>
     <w:p>
       <w:r>
-        <w:t>语言：Python ｜ Stars：5,841 ｜ Forks：908</w:t>
+        <w:t>语言：Python ｜ Stars：5,943 ｜ Forks：919</w:t>
         <w:br/>
       </w:r>
       <w:r>
-        <w:t>这是什么：这是一个精选的DeepSeek Harness插件列表，收集了各种有用的插件，方便你发现和选择。简单说，它就是一个插件资源大全。</w:t>
+        <w:t>这是什么：这是一个精选的DeepSeek Harness插件列表，收集了各种有用的插件，方便用户发现和选择。</w:t>
         <w:br/>
       </w:r>
       <w:r>
-        <w:t>能用来做什么：你可以浏览这个列表，找到适合你需求的插件，并了解它们的用途和安装方法。</w:t>
+        <w:t>能用来做什么：你可以浏览这个列表，找到适合自己需求的插件，比如数据处理、可视化等。</w:t>
         <w:br/>
       </w:r>
       <w:r>
-        <w:t>适用领域：软件开发、资源收集、插件推荐</w:t>
+        <w:t>适用领域：资源汇总、插件推荐、社区分享</w:t>
         <w:br/>
       </w:r>
       <w:r>
-        <w:t>对新手有什么帮助：对于新手，这个项目可以帮你快速找到有用的插件，节省搜索时间，并了解插件生态的多样性。</w:t>
+        <w:t>对新手有什么帮助：对于新手，它提供了一个入口，让你快速了解有哪些插件可用，避免自己盲目搜索，是学习如何整理和分享资源的好例子。</w:t>
         <w:br/>
       </w:r>
       <w:r>
@@ -160,28 +160,28 @@
         <w:pStyle w:val="Heading2"/>
       </w:pPr>
       <w:r>
-        <w:t>5. zhu1090093659/dsh-web-ui  ⭐ 3,620</w:t>
+        <w:t>5. zhu1090093659/dsh-web-ui  ⭐ 3,637</w:t>
       </w:r>
     </w:p>
     <w:p>
       <w:r>
-        <w:t>语言：TypeScript ｜ Stars：3,620 ｜ Forks：209</w:t>
+        <w:t>语言：TypeScript ｜ Stars：3,637 ｜ Forks：212</w:t>
         <w:br/>
       </w:r>
       <w:r>
-        <w:t>这是什么：这是DeepSeek Harness的Web界面插件和皮肤集合，提供了任务看板、Git图、侧边栏、移动端界面等功能，以及各种皮肤。简单说，它让你的工具界面更丰富、更好看。</w:t>
+        <w:t>这是什么：这是DeepSeek Harness的Web界面插件集合，包括任务板、Git图、右侧面板、远程手机UI、宠物、实时令牌统计和皮肤中心等功能。</w:t>
         <w:br/>
       </w:r>
       <w:r>
-        <w:t>能用来做什么：你可以安装这些插件来增强Web界面的功能，比如添加任务看板、实时显示token统计等，或者更换皮肤。</w:t>
+        <w:t>能用来做什么：你可以通过浏览器访问这个界面，管理任务、查看代码提交历史、自定义外观等。</w:t>
         <w:br/>
       </w:r>
       <w:r>
-        <w:t>适用领域：Web开发、界面设计、用户体验</w:t>
+        <w:t>适用领域：Web开发、用户界面、插件扩展</w:t>
         <w:br/>
       </w:r>
       <w:r>
-        <w:t>对新手有什么帮助：对于新手，这个项目可以让你学习如何为Web应用开发插件和皮肤，提升你的前端技能。</w:t>
+        <w:t>对新手有什么帮助：它展示了如何用TypeScript构建丰富的Web界面，对学习前端开发很有帮助，同时也能让你更个性化地使用DeepSeek Harness。</w:t>
         <w:br/>
       </w:r>
       <w:r>
@@ -220,7 +220,7 @@
       </w:r>
       <w:r>
         <w:br/>
-        <w:t>摘要：一项研究探讨了当大型语言模型仅接受五年级以下材料训练时，其能力会如何变化，这有助于理解训练数据对模型性能的影响。</w:t>
+        <w:t>摘要：一项研究探讨了仅用五年级以下材料训练的大型语言模型会如何表现，揭示了训练数据范围对模型能力的影响，引发对AI教育应用边界的思考。</w:t>
       </w:r>
     </w:p>
     <w:p>
@@ -231,7 +231,7 @@
         <w:t>Stripe Clinches over $7B Deal to Buy AI Firm OpenRouter</w:t>
       </w:r>
       <w:r>
-        <w:t>（👍 230）</w:t>
+        <w:t>（👍 234）</w:t>
       </w:r>
       <w:r>
         <w:br/>
@@ -239,7 +239,7 @@
       </w:r>
       <w:r>
         <w:br/>
-        <w:t>摘要：支付公司Stripe以超过70亿美元收购AI公司OpenRouter，此举将加强其在AI领域的布局，并可能影响AI服务的支付生态。</w:t>
+        <w:t>摘要：支付巨头Stripe以超过70亿美元收购AI公司OpenRouter，此举将强化其AI基础设施布局，并可能重塑AI模型访问与支付的生态。</w:t>
       </w:r>
     </w:p>
     <w:p>
@@ -263,7 +263,7 @@
       </w:r>
       <w:r>
         <w:br/>
-        <w:t>摘要：一位杭州的95后年轻人花费5亿元收购了硅谷的一处城堡，这一事件引发了关于中国年轻投资者海外资产配置的讨论。</w:t>
+        <w:t>摘要：一位杭州95后创业者斥资5亿收购硅谷的城堡式建筑，该事件在科技圈引发热议，反映了中国年轻一代在海外科技地产领域的投资趋势。</w:t>
       </w:r>
     </w:p>
     <w:p>
@@ -287,7 +287,7 @@
       </w:r>
       <w:r>
         <w:br/>
-        <w:t>摘要：有报道称，某项目中的388个Pull Request全部由AI生成，其中180个已被合并，Claude之父评论称程序员的工作只剩下签字，这反映了AI在软件开发中的自动化潜力。</w:t>
+        <w:t>摘要：据报道，某项目中的388个代码合并请求全部由AI生成，其中180个已被合并，Claude之父评论称程序员角色正简化为签字，凸显AI在软件开发中的自动化潜力。</w:t>
       </w:r>
     </w:p>
     <w:sectPr>
